--- a/docs/service/CUTTING_SYSTEM_GUIDE.docx
+++ b/docs/service/CUTTING_SYSTEM_GUIDE.docx
@@ -228,7 +228,7 @@
                 <w:color w:val="1A1A1A"/>
                 <w:sz w:val="19"/>
               </w:rPr>
-              <w:t>2026-09-23</w:t>
+              <w:t>2026-09-29</w:t>
             </w:r>
           </w:p>
         </w:tc>
@@ -1139,6 +1139,323 @@
                 <w:sz w:val="20"/>
               </w:rPr>
               <w:t xml:space="preserve"> — a grid that let one be assigned would collect the work and then fail at the scan, after the leather was already handed out.</w:t>
+            </w:r>
+          </w:p>
+        </w:tc>
+      </w:tr>
+    </w:tbl>
+    <w:p>
+      <w:pPr>
+        <w:spacing w:after="0"/>
+      </w:pPr>
+    </w:p>
+    <w:p>
+      <w:pPr>
+        <w:pStyle w:val="Heading3"/>
+        <w:spacing w:before="200"/>
+      </w:pPr>
+      <w:r>
+        <w:t>The grid is PAGED</w:t>
+      </w:r>
+    </w:p>
+    <w:p>
+      <w:pPr>
+        <w:spacing w:after="120"/>
+      </w:pPr>
+      <w:r>
+        <w:rPr>
+          <w:rFonts w:ascii="Consolas" w:hAnsi="Consolas"/>
+          <w:color w:val="8A3B1E"/>
+          <w:sz w:val="21"/>
+        </w:rPr>
+        <w:t>limit</w:t>
+      </w:r>
+      <w:r>
+        <w:rPr>
+          <w:b w:val="0"/>
+          <w:color w:val="1A1A1A"/>
+          <w:sz w:val="21"/>
+        </w:rPr>
+        <w:t xml:space="preserve"> defaults to </w:t>
+      </w:r>
+      <w:r>
+        <w:rPr>
+          <w:b/>
+          <w:color w:val="1A1A1A"/>
+          <w:sz w:val="21"/>
+        </w:rPr>
+        <w:t>50</w:t>
+      </w:r>
+      <w:r>
+        <w:rPr>
+          <w:b w:val="0"/>
+          <w:color w:val="1A1A1A"/>
+          <w:sz w:val="21"/>
+        </w:rPr>
+        <w:t xml:space="preserve"> (max 10,000) and </w:t>
+      </w:r>
+      <w:r>
+        <w:rPr>
+          <w:rFonts w:ascii="Consolas" w:hAnsi="Consolas"/>
+          <w:color w:val="8A3B1E"/>
+          <w:sz w:val="21"/>
+        </w:rPr>
+        <w:t>offset</w:t>
+      </w:r>
+      <w:r>
+        <w:rPr>
+          <w:b w:val="0"/>
+          <w:color w:val="1A1A1A"/>
+          <w:sz w:val="21"/>
+        </w:rPr>
+        <w:t xml:space="preserve"> to </w:t>
+      </w:r>
+      <w:r>
+        <w:rPr>
+          <w:b/>
+          <w:color w:val="1A1A1A"/>
+          <w:sz w:val="21"/>
+        </w:rPr>
+        <w:t>0</w:t>
+      </w:r>
+      <w:r>
+        <w:rPr>
+          <w:b w:val="0"/>
+          <w:color w:val="1A1A1A"/>
+          <w:sz w:val="21"/>
+        </w:rPr>
+        <w:t xml:space="preserve">, and the response carries </w:t>
+      </w:r>
+      <w:r>
+        <w:rPr>
+          <w:rFonts w:ascii="Consolas" w:hAnsi="Consolas"/>
+          <w:color w:val="8A3B1E"/>
+          <w:sz w:val="21"/>
+        </w:rPr>
+        <w:t>count</w:t>
+      </w:r>
+      <w:r>
+        <w:rPr>
+          <w:b w:val="0"/>
+          <w:color w:val="1A1A1A"/>
+          <w:sz w:val="21"/>
+        </w:rPr>
+        <w:t xml:space="preserve"> (rows on this page), </w:t>
+      </w:r>
+      <w:r>
+        <w:rPr>
+          <w:rFonts w:ascii="Consolas" w:hAnsi="Consolas"/>
+          <w:color w:val="8A3B1E"/>
+          <w:sz w:val="21"/>
+        </w:rPr>
+        <w:t>total</w:t>
+      </w:r>
+      <w:r>
+        <w:rPr>
+          <w:b w:val="0"/>
+          <w:color w:val="1A1A1A"/>
+          <w:sz w:val="21"/>
+        </w:rPr>
+        <w:t xml:space="preserve"> (rows in the whole style+colour), </w:t>
+      </w:r>
+      <w:r>
+        <w:rPr>
+          <w:rFonts w:ascii="Consolas" w:hAnsi="Consolas"/>
+          <w:color w:val="8A3B1E"/>
+          <w:sz w:val="21"/>
+        </w:rPr>
+        <w:t>limit</w:t>
+      </w:r>
+      <w:r>
+        <w:rPr>
+          <w:b w:val="0"/>
+          <w:color w:val="1A1A1A"/>
+          <w:sz w:val="21"/>
+        </w:rPr>
+        <w:t xml:space="preserve"> and </w:t>
+      </w:r>
+      <w:r>
+        <w:rPr>
+          <w:rFonts w:ascii="Consolas" w:hAnsi="Consolas"/>
+          <w:color w:val="8A3B1E"/>
+          <w:sz w:val="21"/>
+        </w:rPr>
+        <w:t>offset</w:t>
+      </w:r>
+      <w:r>
+        <w:rPr>
+          <w:b w:val="0"/>
+          <w:color w:val="1A1A1A"/>
+          <w:sz w:val="21"/>
+        </w:rPr>
+        <w:t>.</w:t>
+      </w:r>
+    </w:p>
+    <w:p>
+      <w:pPr>
+        <w:spacing w:after="120"/>
+      </w:pPr>
+      <w:r>
+        <w:rPr>
+          <w:b/>
+          <w:color w:val="1A1A1A"/>
+          <w:sz w:val="21"/>
+        </w:rPr>
+        <w:t>Read `total`, not `count`, for "how many garments is this".</w:t>
+      </w:r>
+      <w:r>
+        <w:rPr>
+          <w:b w:val="0"/>
+          <w:color w:val="1A1A1A"/>
+          <w:sz w:val="21"/>
+        </w:rPr>
+        <w:t xml:space="preserve"> One row is one garment, so a 900-piece style is 900 rows, and a screen that counts what it was handed reports 50.</w:t>
+      </w:r>
+    </w:p>
+    <w:tbl>
+      <w:tblPr>
+        <w:tblStyle w:val="TableGrid"/>
+        <w:tblW w:type="auto" w:w="0"/>
+        <w:tblLook w:firstColumn="1" w:firstRow="1" w:lastColumn="0" w:lastRow="0" w:noHBand="0" w:noVBand="1" w:val="04A0"/>
+      </w:tblPr>
+      <w:tblGrid>
+        <w:gridCol w:w="9792"/>
+      </w:tblGrid>
+      <w:tr>
+        <w:tc>
+          <w:tcPr>
+            <w:tcW w:type="dxa" w:w="9792"/>
+            <w:shd w:val="clear" w:color="auto" w:fill="FFF6E5"/>
+          </w:tcPr>
+          <w:p>
+            <w:r/>
+            <w:r>
+              <w:rPr>
+                <w:b/>
+                <w:color w:val="1A1A1A"/>
+                <w:sz w:val="20"/>
+              </w:rPr>
+              <w:t>What is paged and what is not.</w:t>
+            </w:r>
+            <w:r>
+              <w:rPr>
+                <w:b w:val="0"/>
+                <w:color w:val="1A1A1A"/>
+                <w:sz w:val="20"/>
+              </w:rPr>
+              <w:t xml:space="preserve"> </w:t>
+            </w:r>
+            <w:r>
+              <w:rPr>
+                <w:rFonts w:ascii="Consolas" w:hAnsi="Consolas"/>
+                <w:color w:val="8A3B1E"/>
+                <w:sz w:val="20"/>
+              </w:rPr>
+              <w:t>count</w:t>
+            </w:r>
+            <w:r>
+              <w:rPr>
+                <w:b w:val="0"/>
+                <w:color w:val="1A1A1A"/>
+                <w:sz w:val="20"/>
+              </w:rPr>
+              <w:t>/</w:t>
+            </w:r>
+            <w:r>
+              <w:rPr>
+                <w:rFonts w:ascii="Consolas" w:hAnsi="Consolas"/>
+                <w:color w:val="8A3B1E"/>
+                <w:sz w:val="20"/>
+              </w:rPr>
+              <w:t>total</w:t>
+            </w:r>
+            <w:r>
+              <w:rPr>
+                <w:b w:val="0"/>
+                <w:color w:val="1A1A1A"/>
+                <w:sz w:val="20"/>
+              </w:rPr>
+              <w:t xml:space="preserve"> describe </w:t>
+            </w:r>
+            <w:r>
+              <w:rPr>
+                <w:b/>
+                <w:color w:val="1A1A1A"/>
+                <w:sz w:val="20"/>
+              </w:rPr>
+              <w:t>`rows`</w:t>
+            </w:r>
+            <w:r>
+              <w:rPr>
+                <w:b w:val="0"/>
+                <w:color w:val="1A1A1A"/>
+                <w:sz w:val="20"/>
+              </w:rPr>
+              <w:t xml:space="preserve"> only. The header figures — every colour of the style, </w:t>
+            </w:r>
+            <w:r>
+              <w:rPr>
+                <w:rFonts w:ascii="Consolas" w:hAnsi="Consolas"/>
+                <w:color w:val="8A3B1E"/>
+                <w:sz w:val="20"/>
+              </w:rPr>
+              <w:t>uncut_pieces</w:t>
+            </w:r>
+            <w:r>
+              <w:rPr>
+                <w:b w:val="0"/>
+                <w:color w:val="1A1A1A"/>
+                <w:sz w:val="20"/>
+              </w:rPr>
+              <w:t xml:space="preserve">, </w:t>
+            </w:r>
+            <w:r>
+              <w:rPr>
+                <w:rFonts w:ascii="Consolas" w:hAnsi="Consolas"/>
+                <w:color w:val="8A3B1E"/>
+                <w:sz w:val="20"/>
+              </w:rPr>
+              <w:t>present_cutters</w:t>
+            </w:r>
+            <w:r>
+              <w:rPr>
+                <w:b w:val="0"/>
+                <w:color w:val="1A1A1A"/>
+                <w:sz w:val="20"/>
+              </w:rPr>
+              <w:t xml:space="preserve"> — are facts about the whole style and stay whole on every page. So </w:t>
+            </w:r>
+            <w:r>
+              <w:rPr>
+                <w:rFonts w:ascii="Consolas" w:hAnsi="Consolas"/>
+                <w:color w:val="8A3B1E"/>
+                <w:sz w:val="20"/>
+              </w:rPr>
+              <w:t>uncut_pieces</w:t>
+            </w:r>
+            <w:r>
+              <w:rPr>
+                <w:b w:val="0"/>
+                <w:color w:val="1A1A1A"/>
+                <w:sz w:val="20"/>
+              </w:rPr>
+              <w:t xml:space="preserve"> being larger than </w:t>
+            </w:r>
+            <w:r>
+              <w:rPr>
+                <w:rFonts w:ascii="Consolas" w:hAnsi="Consolas"/>
+                <w:color w:val="8A3B1E"/>
+                <w:sz w:val="20"/>
+              </w:rPr>
+              <w:t>count</w:t>
+            </w:r>
+            <w:r>
+              <w:rPr>
+                <w:b w:val="0"/>
+                <w:color w:val="1A1A1A"/>
+                <w:sz w:val="20"/>
+              </w:rPr>
+              <w:t xml:space="preserve"> is correct and is not a paging bug.</w:t>
             </w:r>
           </w:p>
         </w:tc>
@@ -3407,7 +3724,152 @@
         <w:pStyle w:val="Heading1"/>
       </w:pPr>
       <w:r>
-        <w:t>7. Notes for backend developers</w:t>
+        <w:t>7. Who can call what</w:t>
+      </w:r>
+    </w:p>
+    <w:p>
+      <w:pPr>
+        <w:spacing w:after="120"/>
+      </w:pPr>
+      <w:r>
+        <w:rPr>
+          <w:b/>
+          <w:color w:val="1A1A1A"/>
+          <w:sz w:val="21"/>
+        </w:rPr>
+        <w:t>One gate, the whole service: Cutting Manager, plus DM and MD as superusers.</w:t>
+      </w:r>
+      <w:r>
+        <w:rPr>
+          <w:b w:val="0"/>
+          <w:color w:val="1A1A1A"/>
+          <w:sz w:val="21"/>
+        </w:rPr>
+        <w:t xml:space="preserve"> Every route here — the grid, generate, the hide calls, assign, approve, reopen — sits behind the same three roles. There is no read/write split and no reader role.</w:t>
+      </w:r>
+    </w:p>
+    <w:p>
+      <w:pPr>
+        <w:spacing w:after="120"/>
+      </w:pPr>
+      <w:r>
+        <w:rPr>
+          <w:b w:val="0"/>
+          <w:color w:val="1A1A1A"/>
+          <w:sz w:val="21"/>
+        </w:rPr>
+        <w:t xml:space="preserve">That is deliberate, and it is the one place in the app where a </w:t>
+      </w:r>
+      <w:r>
+        <w:rPr>
+          <w:b/>
+          <w:color w:val="1A1A1A"/>
+          <w:sz w:val="21"/>
+        </w:rPr>
+        <w:t>read</w:t>
+      </w:r>
+      <w:r>
+        <w:rPr>
+          <w:b w:val="0"/>
+          <w:color w:val="1A1A1A"/>
+          <w:sz w:val="21"/>
+        </w:rPr>
+        <w:t xml:space="preserve"> is this tight. The grid is not a report: it names which cutter was handed which skins, and that is the input to his piece-rate wage. A lining or stitching manager has no reason to see it, and a wider read gate here is a wage sheet on an open screen.</w:t>
+      </w:r>
+    </w:p>
+    <w:tbl>
+      <w:tblPr>
+        <w:tblStyle w:val="TableGrid"/>
+        <w:tblW w:type="auto" w:w="0"/>
+        <w:tblLook w:firstColumn="1" w:firstRow="1" w:lastColumn="0" w:lastRow="0" w:noHBand="0" w:noVBand="1" w:val="04A0"/>
+      </w:tblPr>
+      <w:tblGrid>
+        <w:gridCol w:w="9792"/>
+      </w:tblGrid>
+      <w:tr>
+        <w:tc>
+          <w:tcPr>
+            <w:tcW w:type="dxa" w:w="9792"/>
+            <w:shd w:val="clear" w:color="auto" w:fill="FFF6E5"/>
+          </w:tcPr>
+          <w:p>
+            <w:r/>
+            <w:r>
+              <w:rPr>
+                <w:b/>
+                <w:color w:val="1A1A1A"/>
+                <w:sz w:val="20"/>
+              </w:rPr>
+              <w:t>The Lining Manager is NOT on this list</w:t>
+            </w:r>
+            <w:r>
+              <w:rPr>
+                <w:b w:val="0"/>
+                <w:color w:val="1A1A1A"/>
+                <w:sz w:val="20"/>
+              </w:rPr>
+              <w:t xml:space="preserve">, even though there is a lining cut. The lining path logs through </w:t>
+            </w:r>
+            <w:r>
+              <w:rPr>
+                <w:rFonts w:ascii="Consolas" w:hAnsi="Consolas"/>
+                <w:color w:val="8A3B1E"/>
+                <w:sz w:val="20"/>
+              </w:rPr>
+              <w:t>POST /production/log</w:t>
+            </w:r>
+            <w:r>
+              <w:rPr>
+                <w:b w:val="0"/>
+                <w:color w:val="1A1A1A"/>
+                <w:sz w:val="20"/>
+              </w:rPr>
+              <w:t xml:space="preserve"> with the lining cut screen; it has no grid, because lining is cut from rolls by the metre and there are no individual skins to allocate. If you find yourself wanting to add </w:t>
+            </w:r>
+            <w:r>
+              <w:rPr>
+                <w:rFonts w:ascii="Consolas" w:hAnsi="Consolas"/>
+                <w:color w:val="8A3B1E"/>
+                <w:sz w:val="20"/>
+              </w:rPr>
+              <w:t>LINING_MANAGER</w:t>
+            </w:r>
+            <w:r>
+              <w:rPr>
+                <w:b w:val="0"/>
+                <w:color w:val="1A1A1A"/>
+                <w:sz w:val="20"/>
+              </w:rPr>
+              <w:t xml:space="preserve"> here, what is actually being asked for is a lining grid, which does not exist.</w:t>
+            </w:r>
+          </w:p>
+        </w:tc>
+      </w:tr>
+    </w:tbl>
+    <w:p>
+      <w:pPr>
+        <w:spacing w:after="0"/>
+      </w:pPr>
+    </w:p>
+    <w:p>
+      <w:pPr>
+        <w:spacing w:after="40"/>
+        <w:pBdr>
+          <w:bottom w:val="single" w:sz="6" w:color="CCCCCC"/>
+        </w:pBdr>
+      </w:pPr>
+    </w:p>
+    <w:p>
+      <w:r>
+        <w:br w:type="page"/>
+      </w:r>
+    </w:p>
+    <w:p>
+      <w:pPr>
+        <w:pStyle w:val="Heading1"/>
+      </w:pPr>
+      <w:r>
+        <w:t>8. Notes for backend developers</w:t>
       </w:r>
     </w:p>
     <w:p>
@@ -3663,7 +4125,7 @@
           <w:color w:val="1A1A1A"/>
           <w:sz w:val="21"/>
         </w:rPr>
-        <w:t>Generated from the running app on 2026-09-23. Full request and response bodies are in the API Reference document.</w:t>
+        <w:t>Generated from the running app on 2026-09-29. Full request and response bodies are in the API Reference document.</w:t>
       </w:r>
     </w:p>
     <w:tbl>
@@ -4795,7 +5257,7 @@
         <w:color w:val="555555"/>
         <w:sz w:val="16"/>
       </w:rPr>
-      <w:t>KairoX ERP · Cutting Grid · System Guide · updated 2026-09-23</w:t>
+      <w:t>KairoX ERP · Cutting Grid · System Guide · updated 2026-09-29</w:t>
     </w:r>
   </w:p>
 </w:ftr>
